--- a/server/knowledge/Codainer.docx
+++ b/server/knowledge/Codainer.docx
@@ -673,6 +673,28 @@
           </w:p>
         </w:tc>
       </w:tr>
+      <w:tr>
+        <w:tc>
+          <w:tcPr>
+            <w:tcW w:type="dxa" w:w="4320"/>
+          </w:tcPr>
+          <w:p>
+            <w:r>
+              <w:t>Where are you located? Do you have an office in my city?</w:t>
+            </w:r>
+          </w:p>
+        </w:tc>
+        <w:tc>
+          <w:tcPr>
+            <w:tcW w:type="dxa" w:w="4320"/>
+          </w:tcPr>
+          <w:p>
+            <w:r>
+              <w:t>I don't have the office details on hand. The team works with service businesses across the United States, and I can have them confirm the specifics for your area on a quick call.</w:t>
+            </w:r>
+          </w:p>
+        </w:tc>
+      </w:tr>
     </w:tbl>
     <w:p/>
     <w:p>

--- a/server/knowledge/Codainer.docx
+++ b/server/knowledge/Codainer.docx
@@ -296,7 +296,7 @@
     </w:p>
     <w:p>
       <w:r>
-        <w:t>What makes us different: we are platform-agnostic, building on whatever stack fits the client, such as GoHighLevel, Zapier, Make, n8n or custom code. We are model-agnostic, using OpenAI, Anthropic, Google or open-source models depending on cost, speed and quality. We are full-stack, combining automation, agentic AI, voice and chat in one connected system. And everything is custom-built around each client's real scripts, offers and processes, never templated.</w:t>
+        <w:t>What makes us different: platform-agnostic and model-agnostic, full-stack (automation, agentic AI, voice and chat in one connected system), and custom-built around each client's real scripts, offers and processes, never templated.</w:t>
       </w:r>
     </w:p>
     <w:p>
@@ -334,7 +334,7 @@
     </w:p>
     <w:p>
       <w:r>
-        <w:t>Result: businesses that answer every call around the clock typically convert more inbound calls into booked appointments and lose fewer leads to missed calls. The exact impact depends on call volume, which the team reviews on a call. We do not quote specific results until we have real client data.</w:t>
+        <w:t>Results: businesses that answer every call around the clock typically convert more inbound calls into booked appointments. The exact impact depends on call volume, which the team reviews on a call. Never quote specific results; there is no client data yet.</w:t>
       </w:r>
     </w:p>
     <w:p>
